--- a/example_articles/states/Alabama/1.states_Alabama_New_York_Times.docx
+++ b/example_articles/states/Alabama/1.states_Alabama_New_York_Times.docx
@@ -27,17 +27,17 @@
     </w:p>
     <w:p>
       <w:r>
-        <w:t>Source File: NYT/45.DOCX</w:t>
+        <w:t>Source file: NYT/45.DOCX</w:t>
       </w:r>
     </w:p>
     <w:p>
       <w:r>
-        <w:t>Raw locations result: ['Alabama']</w:t>
+        <w:t>Raw locations result, 'locations': ['Alabama']</w:t>
       </w:r>
     </w:p>
     <w:p>
       <w:r>
-        <w:t>states_stand_flat (Standardized): Alabama</w:t>
+        <w:t>Standardized locations result, 'states_stand_flat': Alabama</w:t>
       </w:r>
     </w:p>
     <w:p>

--- a/example_articles/states/Alabama/1.states_Alabama_New_York_Times.docx
+++ b/example_articles/states/Alabama/1.states_Alabama_New_York_Times.docx
@@ -7,7 +7,9 @@
         <w:pStyle w:val="Heading1"/>
       </w:pPr>
       <w:r>
-        <w:t>Taking the Outsider's Route to Stardom</w:t>
+        <w:t>Affirmative Action: One City's Experience;</w:t>
+        <w:br/>
+        <w:t>Fighting Bias With Bias and Leaving a Rift</w:t>
       </w:r>
     </w:p>
     <w:p>
@@ -17,17 +19,17 @@
     </w:p>
     <w:p>
       <w:r>
-        <w:t>Date: 1996-05-05</w:t>
+        <w:t>Date: 1995-08-21</w:t>
       </w:r>
     </w:p>
     <w:p>
       <w:r>
-        <w:t>Section: Section 1; ; Section 1;  Page 49;  Column 2;  Style Desk ; Column 2; ; Biography</w:t>
+        <w:t>Section: Section A; ; Section A;  Page 1;  Column 1;  National Desk ; Column 1;</w:t>
       </w:r>
     </w:p>
     <w:p>
       <w:r>
-        <w:t>Source file: NYT/45.DOCX</w:t>
+        <w:t>Source file: NYT/54.DOCX</w:t>
       </w:r>
     </w:p>
     <w:p>
@@ -49,51 +51,149 @@
     </w:p>
     <w:p>
       <w:r>
-        <w:t>LILI TAYLOR had no idea what she was doing in the Oyster Bar.</w:t>
+        <w:t>The firefighters are color-blind in the smoke. The black and white faces are hidden behind oxygen masks, and any resentment they carry inside a burning building is melted away by the heat.</w:t>
         <w:br/>
-        <w:t>"Yeah?" she asked, her eyes full of hope, when a reporter approached her in the restaurant, destination of the hip and transient in the subterranean world of Grand Central Terminal. She seemed unsure that she was in the right place, or indeed that she was the right person.</w:t>
+        <w:t>"Fire doesn't discriminate," said Lieut. Sandy Hatton, a 19-year veteran of the Birmingham Fire and Rescue Unit, who is white. Never, he said, would a firefighter hesitate to come to the aid of another because of color.</w:t>
         <w:br/>
-        <w:t>"You like this place or something?" she asked, as if maybe we should have shared a smoke on a stoop instead of a plate of shrimp cocktail. When she was told that it was her press agent who chose the restaurant for an interview, she seemed more confused.</w:t>
+        <w:t>"I will not allow myself to entertain a situation where I'd go into a burning building and they wouldn't bring me out," said Lieut. Carl Cook, 48, who is black. "I can't even fathom anything like that."</w:t>
         <w:br/>
-        <w:t>Lili Taylor is not used to being handled. She is not, it seems, used to any movie star stuff at all.</w:t>
+        <w:t>But the bond cemented by the danger is brittle and temporary. When a fire is out and the danger is over, when tired firefighters flop down to rest or joke, the old resentments bubble up.</w:t>
         <w:br/>
-        <w:t>But she may have to get used to it as her face, often twisted in a thoughtful grimace, becomes more and more visible. After years of playing the outsider, the ugly girl, the misunderstood misfit and the hopelessly depressed in mostly low-budget films, she has combined all those personas into the powerhouse role of Valerie Solanas in "I Shot Andy Warhol," which opened last week.</w:t>
+        <w:t>Then, the firefighters often split off into groups by color.</w:t>
         <w:br/>
-        <w:t>"It confirms for me and people in my circle that this all hasn't been for nothing," Ms. Taylor said. A native of the Chicago suburbs, she now talks with an accent that is very much of her latest New York character. "This shows that the quiet, slow, not-always-so-rewarding path I have chosen has been for something."</w:t>
+        <w:t>It is not unusual for there to be a white table and a black table for morning coffee, or for blacks to take breaks outside while whites take them inside.</w:t>
         <w:br/>
-        <w:t>To understand a thing or two about Lili Taylor, it is useful to think of the trajectory of her career versus that of Julia Roberts, her co-star in the first film for both actors, "Mystic Pizza" (1988).</w:t>
+        <w:t>Birmingham is still shorthand for some of the most violent memories from the civil rights era. But the split in the fire department is not some lingering hatred from the 1960's; it is a byproduct of one of the remedies of Jim Crow rule: affirmative action.</w:t>
         <w:br/>
-        <w:t>Ms. Roberts and Ms. Taylor both played pizza-tossing, working-class Portuguese-American heroines with men in their lives who often took a back seat to their whims or pride.</w:t>
+        <w:t>In the current nationwide debate, Birmingham is an example of how affirmative action can foster resentments and prejudices that are reverse of those they were intended to overcome.</w:t>
         <w:br/>
-        <w:t>Nearly a decade later, Ms. Roberts has become a celebrity, has played a glamorous hooker, jilted wife and, most recently, a tortured gothic servant in "Mary Reilly." Ms. Roberts has spent her screen time finding ways to seduce her male co-stars. In Ms. Taylor's latest role, she simply shoots hers.</w:t>
+        <w:t>In 1981, to atone for the past sins of city leaders who once excluded blacks from the fire department, the city began passing over whites for hiring and promotions in favor of blacks who were, on paper at least, less qualified. And for as long as this rigid quota system has been in place, white firefighters have challenged it in Federal court.</w:t>
         <w:br/>
-        <w:t>Ms. Roberts has married and divorced a famous singer. She frequents Manhattan nightclubs. Her hair stylist is often consulted by beauty magazines.</w:t>
+        <w:t>Last year, in an opinion that traced the evolution of the law in its application to affirmative action and set a new legal precedent for reverse discrimination, the United States Court of Appeals for the 11th Circuit ruled in favor of the white firefighters. In April the Supreme Court allowed that decision to stand. The lower courts now must figure out how to compensate them.</w:t>
         <w:br/>
-        <w:t>Ms. Taylor, 29 and single, lives alone in a small apartment in Greenwich Village, where she does not own a television. She won't dab Chap Stick on her lips for photo shoots. When the world looks grim, she plays her accordion.</w:t>
+        <w:t>Now, the main legal battle is over, said Lieutenant Hatton, one of the plaintiffs, "but I'm not sure anything's been won."</w:t>
         <w:br/>
-        <w:t>With restless, mascara-free eyes that dart around the restaurant furiously while she contemplates a question, Ms. Taylor explains why she has never gravitated toward Hollywood. "It's not like I'm anti-Hollywood," she said. "It's just that everything up until now has not met my requirements. The director is most important, and the female role. I am too complicated to simply be a device for the man."</w:t>
+        <w:t xml:space="preserve"> </w:t>
         <w:br/>
-        <w:t>"I Shot Andy Warhol" is based on the true story of Ms. Solanas, who devoted a good deal of her time to her organization, the Society for Cutting Up Men, before ultimately shooting the pop artist.</w:t>
+        <w:t>A Remedy Becomes A New Problem</w:t>
         <w:br/>
-        <w:t>Ms. Taylor's characters have been obsessive. In a pair of 1989 films, one wrote hundreds of songs for a former boyfriend ("Say Anything") and another devoted her life to the pursuit of Jesus ("Household Saints"). She has been unattractive: in "Dogfight," she was a young man's pick as he tried to win a contest for ugliest date. And her main dilemma in "Mystic Pizza" was her ambivalence about marriage.</w:t>
+        <w:t>Birmingham was successful in promoting blacks at all levels of the fire department. It changed the face of a department, once synonymous with fire hoses and police dogs of the bloody civil rights clashes in the 1960's, into one that more closely resembled the surrounding community.</w:t>
         <w:br/>
-        <w:t>In "I Shot Andy Warhol," in which Ms. Taylor's performance grabbed the critics' attention, she combines all of those characteristics and performs them in stereo, and painfully so. "It was a hard film, being in every scene," she said.</w:t>
+        <w:t>But it did so in a way that built walls instead of bridges, the appeals court found.</w:t>
         <w:br/>
-        <w:t>She doesn't go to films. She doesn't want to be in most of them. "Hollywood is like making food and the food they are giving people is really bad," she said. "There is no balance, and it makes me sad that a potentially rich medium is putting out garbage. It is as if it is going to atrophy our cultural muscle, and it is sad to me."</w:t>
+        <w:t>"We've segregated ourselves, informally" said Capt. Charles A. Brush, who heads the white firefighter's union, the Birmingham Firefighters Association. Black firefighters have their own union, the Birmingham Brothers Association.</w:t>
         <w:br/>
-        <w:t>Now, if Ms. Taylor were delivering this over a glass of carrot juice in her trailer between meetings with her psychic and her consultant for her inner child or something, it would seem like the sort of pure-in-my-heart line trotted out by many stars that never quite hits the right note. But Ms. Taylor, in T-shirt and big, black chunky-heeled shoes, seems genuinely grounded in her plans to stay low-key, and refreshingly aware of what that might cost her.</w:t>
+        <w:t>The affirmative-action program began when Richard Arrington, Birmingham's first black mayor, signed into law a consent decree that began an unbending one-to-one hiring and promotion schedule for blacks and whites.</w:t>
         <w:br/>
-        <w:t>"I think my fear has been that my heart was going to lead me astray and I'd be alone with my morals and out of work," she said. "But I'd rather pay that price than the price of spiritual decay.</w:t>
+        <w:t>Developed by the city and the United States Justice Department as an answer to a discrimination suit by black firefighters, the program was heralded at the time as a blow against the racist politics of the past. But it went too far, white firefighters said.  Black candidates, however, complained that a part of the program that gave whites seniority points was still unfair because the whites, as a group, had much more time in the department.</w:t>
         <w:br/>
-        <w:t>"I have a niche. When I came to New York in 1988, everyone was leaving. A few of us just hung on tight and stuck it out, and now I can say there is a real community."</w:t>
+        <w:t>Under the program, which reserved slots for blacks, white firefighters who scored consistently in the top 10 on examinations for promotion to lieutenant were routinely passed over to get to black candidates who ranked as low as 87.</w:t>
         <w:br/>
-        <w:t>Then there is the accordion, which she picked up after "Arizona Dreams" was filmed in 1992 but dumped by its distributor. (It was released three years later.) "When 'Arizona Dreams' was canceled, I was in shock," she said. "I just started playing the accordion. I didn't know what else to do."</w:t>
+        <w:t>For example, in 1983, 95 whites and 18 blacks took a lieutenant's examination, and 89 whites and 9 blacks passed. Two whites and three blacks were promoted to lieutenant.</w:t>
         <w:br/>
-        <w:t>Ms. Taylor also works in Off Broadway productions, and she said she would likely have a staring role next winter in "The Three Sisters."</w:t>
+        <w:t>The city picked the whites who ranked first and second then passed over 76 other whites to promote the three highest-scoring black candidates.</w:t>
         <w:br/>
-        <w:t>Lili Taylor's private life, though, does not appear to be her favorite subject. She is not in a relationship now, after a long romance with the actor Michael Imperioli. She seems surprised that reporters are suddenly interested in her personal life, as if she were, well, you know who.</w:t>
+        <w:t>"It became purely race, not merit," said Lieutenant Hatton, who was passed over again and again for promotion even though he scored in the 90's on the 100-point test. Meanwhile, blacks who had scored as low as 48 on the same test were promoted. "It killed our enthusiasm," he said.</w:t>
         <w:br/>
-        <w:t>"It's a bite, and they want it," she said, a laugh peeling out of her scrubbed face. "But I don't have bites. I don't. I just have nothing to hide."</w:t>
+        <w:t>The appeals court agreed, and ruled that the system violated the 1964 Civil Rights Act and the due-process clause of the Constitution. The court found that the program used race as "an overbroad remedy" in the 500-member department, which is now about 30 percent black.</w:t>
+        <w:br/>
+        <w:t>"We can imagine nothing less conducive to eliminating the vestiges of past discrimination than a government separating its employees into two categories, black and non-black, and allocating a rigid, inflexible number of promotions to each group, year in and year out," the court wrote.</w:t>
+        <w:br/>
+        <w:t>In 1995, say the black men and women who now serve beside whites in the fire department, it is easy to talk about alternatives to affirmative action. But at the time, black firefighters say, there was only one way to correct the imbalance. That was by hiring and promoting for exactly the same reason blacks had been rejected in the past.</w:t>
+        <w:br/>
+        <w:t>They say that is justice, not preferential treatment.</w:t>
+        <w:br/>
+        <w:t>"If you go back and look at some of our yearbooks, you see all white," said Lieut. Charles Gordon, 33, who has been in the department for six years. "This is why affirmative action came around. If the fire department was not made to hire blacks, they wouldn't have done it."</w:t>
+        <w:br/>
+        <w:t>He concedes he would still be in the rank-and-file if he was not a black man.</w:t>
+        <w:br/>
+        <w:t>"I imagine being black did help me," Lieutenant Gordon said. "If one time it helped me -- being black -- then good."</w:t>
+        <w:br/>
+        <w:t xml:space="preserve"> </w:t>
+        <w:br/>
+        <w:t>When Is It Time To Ignore Race?</w:t>
+        <w:br/>
+        <w:t>Sandy Hatton grew up on Birmingham's West Side in the 1960's, when the big steel mills still showered this city in soot and blue-collar pay slips. His widowed mother worked as a sales clerk at J. C. Penney.</w:t>
+        <w:br/>
+        <w:t>"My family had no money," said Lieutenant Hatton, now 40 and an arson investigator. "That is not an excuse, just my background."</w:t>
+        <w:br/>
+        <w:t>By the time he reached high school in the 1970's, most of the city's famous civil rights battles had raged and cooled. He shared classrooms with the sons and daughters of the blacks who had suffered under segregation.</w:t>
+        <w:br/>
+        <w:t>"But they had not been victims of it," he said of his black peers. To him, it seemed as if the working-class whites and blacks were starting out even.</w:t>
+        <w:br/>
+        <w:t>Ten years later, as the term affirmative action became doctrine for hiring and promotion in the fire department, where he worked, he learned there is no such thing as "even" if color is involved.</w:t>
+        <w:br/>
+        <w:t>"If you walk into a Burger King, you don't get to go to the front of the line just because you're more hungry," Lieutenant Hatton said.</w:t>
+        <w:br/>
+        <w:t>Like others, he does not believe that the division in the department cost a single human life, or allowed any home to burn.</w:t>
+        <w:br/>
+        <w:t>From time to time there may have been a small amount of doubt about whether a firefighter promoted so quickly through affirmative action had the skills to lead others safely into a fire. But Lieutenant Hatton cannot remember a time when a firefighter's lack of experience or speedy promotion actually endangered others.</w:t>
+        <w:br/>
+        <w:t>The wounds caused by the rift in the department are not tangible. Both blacks and whites say that morale has suffered. But the affirmative-action program has also colored long-term attitudes whites and blacks developed about each other.</w:t>
+        <w:br/>
+        <w:t>There are no fistfights in the station houses, only words. Lieutenant Gordon said he once saw a black lieutenant offer a retired white firefighter a cup of coffee. The old firefighter said he did not want it "because that would make me like you."</w:t>
+        <w:br/>
+        <w:t>The city will have to settle somehow with the white firefighters. The settlement may include back pay from the promotions they qualified for but never got. Lieutenant Hatton, who has a college degree and is working toward a law degree, would have probably been a battalion chief by now.</w:t>
+        <w:br/>
+        <w:t>"That's the sad part," Captain Brush said. "Time just passed these guys by."</w:t>
+        <w:br/>
+        <w:t>It is doubtful that any of the black officers in the department will be demoted and replaced by whites. Lieutenant Gordon and other black firefighters point to whole generations of their color who were passed over, who were not allowed to join the fraternity of white officers.</w:t>
+        <w:br/>
+        <w:t>"The white firefighters are always saying, 'Well, he got that job because he's black,' " Lieutenant Gordon said. "But they never question the idea that they got a job because they were white."</w:t>
+        <w:br/>
+        <w:t>Birmingham, as much as any city, is a study in preferential treatment. Someone has always been better off because of color, and someone has always been worse off because of it, both white and black firefighters say.</w:t>
+        <w:br/>
+        <w:t>It is all a matter of timing.</w:t>
+        <w:br/>
+        <w:t xml:space="preserve"> </w:t>
+        <w:br/>
+        <w:t>Broken Dreams On Both Sides</w:t>
+        <w:br/>
+        <w:t>Ronnie Chambers still has his examination card from 1981, the first year of the consent decree. There were 12 promotions to lieutenant that year. He had scored 11th over all, and his promotion seemed certain.</w:t>
+        <w:br/>
+        <w:t>"My promotion went to a black man who finished 95th," he said. "I had studied for six months, poured everything into it. I never had a reprimand or any discipline on my record. It wasn't fair."</w:t>
+        <w:br/>
+        <w:t>The city had two distinct lists, he said. White candidates worked hard to prepare, he said. Black candidates did not have to, he said.</w:t>
+        <w:br/>
+        <w:t>"If someone beats me head up on a test, then I've got nothing to complain about," Mr. Chambers said. "But it seemed like all they had to do to be promoted was be black."</w:t>
+        <w:br/>
+        <w:t>Like other white firefighters, he concedes that there is more to being a good officer than the ability to remember what is in a book. But it is still the only yardstick they have, he said. He was one of the first firefighters to join the lawsuit against the city.</w:t>
+        <w:br/>
+        <w:t>"I have no problem working with a black officer," he said, but he conceded it was sometimes difficult to respect them.</w:t>
+        <w:br/>
+        <w:t>"Who's to say I couldn't have gone on and been chief?" he asked. Now, he is retired, plays a little golf and tries not to get mad about the past. When the details of the settlement are worked out, he will receive some money. No one is sure how much yet, but none of the firefighters expect more than a few thousand dollars.</w:t>
+        <w:br/>
+        <w:t>He says it is hard to put a price tag on a dream.</w:t>
+        <w:br/>
+        <w:t>Beverly Thedford, a 37-year-old black woman who has been a firefighter for six years, understands about dreams. "Old men walk up to me and talk to me about the struggles they went through in the civil-rights movement and say how proud they are to see me on the fire department. That happens every day, every day I go to work."</w:t>
+        <w:br/>
+        <w:t xml:space="preserve"> </w:t>
+        <w:br/>
+        <w:t>Images of the Past Are Vivid Reminders</w:t>
+        <w:br/>
+        <w:t>Birmingham is a city full of monuments. It has monuments to its dead steel industry -- Vulcan, the god of fire, looks down from Red Mountain -- and a whole museum to its civil rights history.</w:t>
+        <w:br/>
+        <w:t>One monument shows children being blasted by a firefighter's water hose, and it is that image of the fire department that some older black residents still carry. Birmingham hired its first black firefighter in 1968, then took eight years to hire its second. There were no black officers until after 1981 and the consent decree.</w:t>
+        <w:br/>
+        <w:t>That is why black firefighters make no apologies for what affirmative action brought them, although some, even those who leapfrogged whites with much higher test scores, deny it was the reason they were promoted.</w:t>
+        <w:br/>
+        <w:t>Carl Cook, a 48-year-old lieutenant, was among five blacks hired in 1974, which brought the total to six. "They spaced us out," he said. "It was a big city, so we seldom saw each other."</w:t>
+        <w:br/>
+        <w:t>Affirmative action gave him a good job, he said, and was a repayment for all that he and other blacks had suffered through before and during the battle for civil rights.</w:t>
+        <w:br/>
+        <w:t>"Somehow you got to pay for what you did wrong," he said. "That way you won't do it anymore."</w:t>
+        <w:br/>
+        <w:t>When Mrs. Thedford joined the department, a few old fire trucks were still left from the days of Eugene (Bull) Conner, the Public Safety Commissioner who authorized the Birmingham police and firefighters to use hoses and dogs to turn back civil rights marchers in the 1960's.</w:t>
+        <w:br/>
+        <w:t>"Bull Conner would roll over in his grave if he saw me driving one of his fire trucks," she said. Sometimes, "I'd just look at it and laugh."</w:t>
+        <w:br/>
+        <w:t>Lieutenant Hatton knew Bull Conner only from the history books. "I never had the opportunity to discriminate," he said.</w:t>
+        <w:br/>
+        <w:t>As a young man he tried to find work in a mill, but the pipe fitters' union, which held the keys to that blue-collar castle, gave membership cards only to people with connections, usually family, he said.</w:t>
+        <w:br/>
+        <w:t>"The fire department didn't care who you knew," he said. "It's just plain working folks, people who maybe didn't have the money to go to college. Plain folks."</w:t>
+        <w:br/>
+        <w:t>It would seem, he said, that the blacks and whites would have a lot in common.</w:t>
         <w:br/>
         <w:br/>
         <w:t>Graphic</w:t>
@@ -101,7 +201,7 @@
         <w:br/>
         <w:t xml:space="preserve"> </w:t>
         <w:br/>
-        <w:t>Photo: Lili Taylor, shown at the Oyster Bar, gained rave reviews for her role in "I Shot Andy Warhol." (Jose R. Lopez/The New York Times)</w:t>
+        <w:t>Photos: Capt. Charles A. Brush, the head of the white firefighters union in Birmingham, Ala.; Beverly Thedford and Lieut. Charles Gordon are supporters of affirmative action.; Ronnie Chambers, a retired firefighter who lost a chance for a promotion. (Photographs by Michael Schwarz for The New York Times) (pg. A10)</w:t>
       </w:r>
     </w:p>
     <w:sectPr>

--- a/example_articles/states/Alabama/1.states_Alabama_New_York_Times.docx
+++ b/example_articles/states/Alabama/1.states_Alabama_New_York_Times.docx
@@ -7,9 +7,7 @@
         <w:pStyle w:val="Heading1"/>
       </w:pPr>
       <w:r>
-        <w:t>Affirmative Action: One City's Experience;</w:t>
-        <w:br/>
-        <w:t>Fighting Bias With Bias and Leaving a Rift</w:t>
+        <w:t>Ship Is Traced to Horrors Of Slavery's Final Years</w:t>
       </w:r>
     </w:p>
     <w:p>
@@ -19,17 +17,17 @@
     </w:p>
     <w:p>
       <w:r>
-        <w:t>Date: 1995-08-21</w:t>
+        <w:t>Date: 2019-05-24</w:t>
       </w:r>
     </w:p>
     <w:p>
       <w:r>
-        <w:t>Section: Section A; ; Section A;  Page 1;  Column 1;  National Desk ; Column 1;</w:t>
+        <w:t>Section: Section A; Column 0; National Desk; Pg. 20</w:t>
       </w:r>
     </w:p>
     <w:p>
       <w:r>
-        <w:t>Source file: NYT/54.DOCX</w:t>
+        <w:t>Source file: NYT/19.DOCX</w:t>
       </w:r>
     </w:p>
     <w:p>
@@ -51,149 +49,66 @@
     </w:p>
     <w:p>
       <w:r>
-        <w:t>The firefighters are color-blind in the smoke. The black and white faces are hidden behind oxygen masks, and any resentment they carry inside a burning building is melted away by the heat.</w:t>
+        <w:t>Over the years, the hunt for the remains of the last ship known to have brought enslaved people into the United States has been fraught with a mix of tumult and hope.</w:t>
         <w:br/>
-        <w:t>"Fire doesn't discriminate," said Lieut. Sandy Hatton, a 19-year veteran of the Birmingham Fire and Rescue Unit, who is white. Never, he said, would a firefighter hesitate to come to the aid of another because of color.</w:t>
+        <w:t xml:space="preserve">There was a discovery last year of wreckage that, after much excitement and international headlines, was determined a false alarm. Hopes were raised, then dashed, then raised again -- not only among marine archaeologists, but also among the descendants of the ship's human cargo, many of whom make their homes in a tiny South Alabama community called Africatown. </w:t>
         <w:br/>
-        <w:t>"I will not allow myself to entertain a situation where I'd go into a burning building and they wouldn't bring me out," said Lieut. Carl Cook, 48, who is black. "I can't even fathom anything like that."</w:t>
+        <w:t xml:space="preserve">  Then, on Wednesday, came an announcement from the Alabama Historical Commission: Another shipwreck, one of many marooned under a muddy stretch of the Mobile River, was almost certainly the Clotilda, a wooden vessel of horrors that carried 110 Africans to the United States in 1860, more than a half-century after the importation of slaves was declared illegal.</w:t>
         <w:br/>
-        <w:t>But the bond cemented by the danger is brittle and temporary. When a fire is out and the danger is over, when tired firefighters flop down to rest or joke, the old resentments bubble up.</w:t>
+        <w:t xml:space="preserve">  The find, historians said, revives a story of unspeakable cruelty, but also the story of a people who somehow survived this indignity and many others like it.</w:t>
         <w:br/>
-        <w:t>Then, the firefighters often split off into groups by color.</w:t>
+        <w:t xml:space="preserve">  The last voyage of the Clotilda, from Benin, Africa, to Mobile Bay, Ala., ''represented one of the darkest eras of modern history,'' Lisa Demetropoulos Jones, the commission's executive director, said in a statement.</w:t>
         <w:br/>
-        <w:t>It is not unusual for there to be a white table and a black table for morning coffee, or for blacks to take breaks outside while whites take them inside.</w:t>
+        <w:t xml:space="preserve">  ''This new discovery brings the tragedy of slavery into focus while witnessing the triumph and resilience of the human spirit in overcoming the horrific crime that led to the establishment of Africatown,'' she continued.</w:t>
         <w:br/>
-        <w:t>Birmingham is still shorthand for some of the most violent memories from the civil rights era. But the split in the fire department is not some lingering hatred from the 1960's; it is a byproduct of one of the remedies of Jim Crow rule: affirmative action.</w:t>
+        <w:t xml:space="preserve">  The discovery was aided by input from the Smithsonian Institution, the National Park Service, the National Geographic Society and the Slave Wrecks Project, a multinational group researching the slave trade, and comes at a moment when civil rights museums have opened across the South. African-American history is also finding powerful new expression in the National Museum of African American History and Culture, which opened in Washington in 2016.</w:t>
         <w:br/>
-        <w:t>In the current nationwide debate, Birmingham is an example of how affirmative action can foster resentments and prejudices that are reverse of those they were intended to overcome.</w:t>
+        <w:t xml:space="preserve">  But the news is likely to resonate most forcefully in Africatown, a working-class community of about 2,000 people north of downtown Mobile. It was founded by people who had been transported to Alabama in the Clotilda's hull, and it was a place where African languages were spoken for decades.</w:t>
         <w:br/>
-        <w:t>In 1981, to atone for the past sins of city leaders who once excluded blacks from the fire department, the city began passing over whites for hiring and promotions in favor of blacks who were, on paper at least, less qualified. And for as long as this rigid quota system has been in place, white firefighters have challenged it in Federal court.</w:t>
+        <w:t xml:space="preserve">  More recently, the area was hit hard by paper mill closings, but there is a plan to build a welcome center and a museum, largely funded by money from a settlement with the oil giant BP after the Deepwater Horizon oil spill in 2010.</w:t>
         <w:br/>
-        <w:t>Last year, in an opinion that traced the evolution of the law in its application to affirmative action and set a new legal precedent for reverse discrimination, the United States Court of Appeals for the 11th Circuit ruled in favor of the white firefighters. In April the Supreme Court allowed that decision to stand. The lower courts now must figure out how to compensate them.</w:t>
+        <w:t xml:space="preserve">  Although it was not clear whether any of the wreckage could be restored, Councilman Levon Manzie, who represents the area, said he hoped that the ship, or parts of it, would be prominently displayed in Africatown.</w:t>
         <w:br/>
-        <w:t>Now, the main legal battle is over, said Lieutenant Hatton, one of the plaintiffs, "but I'm not sure anything's been won."</w:t>
+        <w:t xml:space="preserve">  ''We are incredibly proud as a people and as a community that this link to our history has finally been discovered, and uncovered, and hopefully will be fully appreciated,'' Mr. Manzie said Wednesday evening. His dream, he said, was ''to restore it to the degree that's possible and to truly tell this unique American story, this unique Mobile story, in a grand fashion.''</w:t>
         <w:br/>
-        <w:t xml:space="preserve"> </w:t>
+        <w:t xml:space="preserve">  After the Clotilda's arrival in the United States, its captain, William Foster, burned the ship in an effort to conceal evidence of the illegal smuggling trip. The Africans aboard were distributed to slave owners, according to the Alabama Historical Commission.</w:t>
         <w:br/>
-        <w:t>A Remedy Becomes A New Problem</w:t>
+        <w:t xml:space="preserve">  After the Civil War, some of the ship's survivors gathered in hopes of returning to Africa, but they were unable to do so. Instead, they founded Africatown.</w:t>
         <w:br/>
-        <w:t>Birmingham was successful in promoting blacks at all levels of the fire department. It changed the face of a department, once synonymous with fire hoses and police dogs of the bloody civil rights clashes in the 1960's, into one that more closely resembled the surrounding community.</w:t>
+        <w:t xml:space="preserve">  Stories of the ship and its survivors were passed down from generation to generation, although doubts also lingered given the lack of physical proof.</w:t>
         <w:br/>
-        <w:t>But it did so in a way that built walls instead of bridges, the appeals court found.</w:t>
+        <w:t xml:space="preserve">  That changed -- or so it seemed -- in January 2018, when Ben Raines, a writer and documentarian who was then a reporter for AL.com, published an article in which he said he had found the remains of a ship that appeared to be the Clotilda.</w:t>
         <w:br/>
-        <w:t>"We've segregated ourselves, informally" said Capt. Charles A. Brush, who heads the white firefighter's union, the Birmingham Firefighters Association. Black firefighters have their own union, the Birmingham Brothers Association.</w:t>
+        <w:t xml:space="preserve">  But that March, experts determined that the ship he had found was too big to be the Clotilda. The stories that followed were not so kind. ''I was devastated,'' said Mr. Raines, the son of Howell Raines, a former executive editor of The New York Times. ''I was sort of this journalistic laughingstock.''</w:t>
         <w:br/>
-        <w:t>The affirmative-action program began when Richard Arrington, Birmingham's first black mayor, signed into law a consent decree that began an unbending one-to-one hiring and promotion schedule for blacks and whites.</w:t>
+        <w:t xml:space="preserve">  The younger Mr. Raines persisted, sure that he was on to something. He said he convinced researchers at the University of Southern Mississippi to bring a crew to the area to survey for more shipwrecks. They found many. One initially seemed like a big log pile.</w:t>
         <w:br/>
-        <w:t>Developed by the city and the United States Justice Department as an answer to a discrimination suit by black firefighters, the program was heralded at the time as a blow against the racist politics of the past. But it went too far, white firefighters said.  Black candidates, however, complained that a part of the program that gave whites seniority points was still unfair because the whites, as a group, had much more time in the department.</w:t>
+        <w:t xml:space="preserve">  Then Mr. Raines discovered a piece of lumber with square nails in it -- a telltale sign, he said, of 19th-century construction.</w:t>
         <w:br/>
-        <w:t>Under the program, which reserved slots for blacks, white firefighters who scored consistently in the top 10 on examinations for promotion to lieutenant were routinely passed over to get to black candidates who ranked as low as 87.</w:t>
+        <w:t xml:space="preserve">  ''Guys, we just found a ship from the 1850s,'' he recalled saying at the time.</w:t>
         <w:br/>
-        <w:t>For example, in 1983, 95 whites and 18 blacks took a lieutenant's examination, and 89 whites and 9 blacks passed. Two whites and three blacks were promoted to lieutenant.</w:t>
+        <w:t xml:space="preserve">  The experts returned, led by James Delgado, an authority in maritime archaeology. A painstaking act of detective work followed, involving hunts for archived documents, more dives, X-ray fluorescence tests and comparisons of building materials, dimensions and stories.</w:t>
         <w:br/>
-        <w:t>The city picked the whites who ranked first and second then passed over 76 other whites to promote the three highest-scoring black candidates.</w:t>
+        <w:t xml:space="preserve">  ''There is nothing definitive in terms of a name on a piece of wood or a bell, so what we had to rely on is a series of pieces of evidence that together would lead you to a conclusion,'' Dr. Delgado said Wednesday.</w:t>
         <w:br/>
-        <w:t>"It became purely race, not merit," said Lieutenant Hatton, who was passed over again and again for promotion even though he scored in the 90's on the 100-point test. Meanwhile, blacks who had scored as low as 48 on the same test were promoted. "It killed our enthusiasm," he said.</w:t>
+        <w:t xml:space="preserve">  The pieces started to fall into place. Insurance records said the ship had white oak framing and planking of northern yellow pine. Those materials were found underwater.</w:t>
         <w:br/>
-        <w:t>The appeals court agreed, and ruled that the system violated the 1964 Civil Rights Act and the due-process clause of the Constitution. The court found that the program used race as "an overbroad remedy" in the 500-member department, which is now about 30 percent black.</w:t>
+        <w:t xml:space="preserve">  The ship was listed as 86 feet long by 23 feet wide, with a 6-foot-11-inch depth of hold. Those, too, matched the dimensions of the wreck.</w:t>
         <w:br/>
-        <w:t>"We can imagine nothing less conducive to eliminating the vestiges of past discrimination than a government separating its employees into two categories, black and non-black, and allocating a rigid, inflexible number of promotions to each group, year in and year out," the court wrote.</w:t>
+        <w:t xml:space="preserve">  Among other things, the researchers found ''deformed, carbonized rounded pieces of wood that come from an intense fire,'' Dr. Delgado said. ''We brought in a forensic fire investigator. It was consistent with a fire that had burned for a while.''</w:t>
         <w:br/>
-        <w:t>In 1995, say the black men and women who now serve beside whites in the fire department, it is easy to talk about alternatives to affirmative action. But at the time, black firefighters say, there was only one way to correct the imbalance. That was by hiring and promoting for exactly the same reason blacks had been rejected in the past.</w:t>
+        <w:t xml:space="preserve">  Many other leads checked out. And though confirmation with complete certainty is impossible, Dr. Delgado said he believes they have come close. His team wrote a report and sent it to six scientists for a peer review.</w:t>
         <w:br/>
-        <w:t>They say that is justice, not preferential treatment.</w:t>
+        <w:t xml:space="preserve">  ''All of them, to a one,'' he said, ''concluded that this was likely Clotilda.''</w:t>
         <w:br/>
-        <w:t>"If you go back and look at some of our yearbooks, you see all white," said Lieut. Charles Gordon, 33, who has been in the department for six years. "This is why affirmative action came around. If the fire department was not made to hire blacks, they wouldn't have done it."</w:t>
+        <w:t xml:space="preserve">  Now the focus will turn to protecting the ship, and deciding whether it can somehow be displayed. More archaeological work is also likely, potentially revealing additional elements of the long-submerged story.</w:t>
         <w:br/>
-        <w:t>He concedes he would still be in the rank-and-file if he was not a black man.</w:t>
+        <w:t xml:space="preserve">  For the moment, Mr. Raines said, he is feeling a good dose of vindication, and joy for Africatown.</w:t>
         <w:br/>
-        <w:t>"I imagine being black did help me," Lieutenant Gordon said. "If one time it helped me -- being black -- then good."</w:t>
+        <w:t xml:space="preserve">  ''This,'' he said, ''tells America their story.''</w:t>
         <w:br/>
-        <w:t xml:space="preserve"> </w:t>
         <w:br/>
-        <w:t>When Is It Time To Ignore Race?</w:t>
-        <w:br/>
-        <w:t>Sandy Hatton grew up on Birmingham's West Side in the 1960's, when the big steel mills still showered this city in soot and blue-collar pay slips. His widowed mother worked as a sales clerk at J. C. Penney.</w:t>
-        <w:br/>
-        <w:t>"My family had no money," said Lieutenant Hatton, now 40 and an arson investigator. "That is not an excuse, just my background."</w:t>
-        <w:br/>
-        <w:t>By the time he reached high school in the 1970's, most of the city's famous civil rights battles had raged and cooled. He shared classrooms with the sons and daughters of the blacks who had suffered under segregation.</w:t>
-        <w:br/>
-        <w:t>"But they had not been victims of it," he said of his black peers. To him, it seemed as if the working-class whites and blacks were starting out even.</w:t>
-        <w:br/>
-        <w:t>Ten years later, as the term affirmative action became doctrine for hiring and promotion in the fire department, where he worked, he learned there is no such thing as "even" if color is involved.</w:t>
-        <w:br/>
-        <w:t>"If you walk into a Burger King, you don't get to go to the front of the line just because you're more hungry," Lieutenant Hatton said.</w:t>
-        <w:br/>
-        <w:t>Like others, he does not believe that the division in the department cost a single human life, or allowed any home to burn.</w:t>
-        <w:br/>
-        <w:t>From time to time there may have been a small amount of doubt about whether a firefighter promoted so quickly through affirmative action had the skills to lead others safely into a fire. But Lieutenant Hatton cannot remember a time when a firefighter's lack of experience or speedy promotion actually endangered others.</w:t>
-        <w:br/>
-        <w:t>The wounds caused by the rift in the department are not tangible. Both blacks and whites say that morale has suffered. But the affirmative-action program has also colored long-term attitudes whites and blacks developed about each other.</w:t>
-        <w:br/>
-        <w:t>There are no fistfights in the station houses, only words. Lieutenant Gordon said he once saw a black lieutenant offer a retired white firefighter a cup of coffee. The old firefighter said he did not want it "because that would make me like you."</w:t>
-        <w:br/>
-        <w:t>The city will have to settle somehow with the white firefighters. The settlement may include back pay from the promotions they qualified for but never got. Lieutenant Hatton, who has a college degree and is working toward a law degree, would have probably been a battalion chief by now.</w:t>
-        <w:br/>
-        <w:t>"That's the sad part," Captain Brush said. "Time just passed these guys by."</w:t>
-        <w:br/>
-        <w:t>It is doubtful that any of the black officers in the department will be demoted and replaced by whites. Lieutenant Gordon and other black firefighters point to whole generations of their color who were passed over, who were not allowed to join the fraternity of white officers.</w:t>
-        <w:br/>
-        <w:t>"The white firefighters are always saying, 'Well, he got that job because he's black,' " Lieutenant Gordon said. "But they never question the idea that they got a job because they were white."</w:t>
-        <w:br/>
-        <w:t>Birmingham, as much as any city, is a study in preferential treatment. Someone has always been better off because of color, and someone has always been worse off because of it, both white and black firefighters say.</w:t>
-        <w:br/>
-        <w:t>It is all a matter of timing.</w:t>
-        <w:br/>
-        <w:t xml:space="preserve"> </w:t>
-        <w:br/>
-        <w:t>Broken Dreams On Both Sides</w:t>
-        <w:br/>
-        <w:t>Ronnie Chambers still has his examination card from 1981, the first year of the consent decree. There were 12 promotions to lieutenant that year. He had scored 11th over all, and his promotion seemed certain.</w:t>
-        <w:br/>
-        <w:t>"My promotion went to a black man who finished 95th," he said. "I had studied for six months, poured everything into it. I never had a reprimand or any discipline on my record. It wasn't fair."</w:t>
-        <w:br/>
-        <w:t>The city had two distinct lists, he said. White candidates worked hard to prepare, he said. Black candidates did not have to, he said.</w:t>
-        <w:br/>
-        <w:t>"If someone beats me head up on a test, then I've got nothing to complain about," Mr. Chambers said. "But it seemed like all they had to do to be promoted was be black."</w:t>
-        <w:br/>
-        <w:t>Like other white firefighters, he concedes that there is more to being a good officer than the ability to remember what is in a book. But it is still the only yardstick they have, he said. He was one of the first firefighters to join the lawsuit against the city.</w:t>
-        <w:br/>
-        <w:t>"I have no problem working with a black officer," he said, but he conceded it was sometimes difficult to respect them.</w:t>
-        <w:br/>
-        <w:t>"Who's to say I couldn't have gone on and been chief?" he asked. Now, he is retired, plays a little golf and tries not to get mad about the past. When the details of the settlement are worked out, he will receive some money. No one is sure how much yet, but none of the firefighters expect more than a few thousand dollars.</w:t>
-        <w:br/>
-        <w:t>He says it is hard to put a price tag on a dream.</w:t>
-        <w:br/>
-        <w:t>Beverly Thedford, a 37-year-old black woman who has been a firefighter for six years, understands about dreams. "Old men walk up to me and talk to me about the struggles they went through in the civil-rights movement and say how proud they are to see me on the fire department. That happens every day, every day I go to work."</w:t>
-        <w:br/>
-        <w:t xml:space="preserve"> </w:t>
-        <w:br/>
-        <w:t>Images of the Past Are Vivid Reminders</w:t>
-        <w:br/>
-        <w:t>Birmingham is a city full of monuments. It has monuments to its dead steel industry -- Vulcan, the god of fire, looks down from Red Mountain -- and a whole museum to its civil rights history.</w:t>
-        <w:br/>
-        <w:t>One monument shows children being blasted by a firefighter's water hose, and it is that image of the fire department that some older black residents still carry. Birmingham hired its first black firefighter in 1968, then took eight years to hire its second. There were no black officers until after 1981 and the consent decree.</w:t>
-        <w:br/>
-        <w:t>That is why black firefighters make no apologies for what affirmative action brought them, although some, even those who leapfrogged whites with much higher test scores, deny it was the reason they were promoted.</w:t>
-        <w:br/>
-        <w:t>Carl Cook, a 48-year-old lieutenant, was among five blacks hired in 1974, which brought the total to six. "They spaced us out," he said. "It was a big city, so we seldom saw each other."</w:t>
-        <w:br/>
-        <w:t>Affirmative action gave him a good job, he said, and was a repayment for all that he and other blacks had suffered through before and during the battle for civil rights.</w:t>
-        <w:br/>
-        <w:t>"Somehow you got to pay for what you did wrong," he said. "That way you won't do it anymore."</w:t>
-        <w:br/>
-        <w:t>When Mrs. Thedford joined the department, a few old fire trucks were still left from the days of Eugene (Bull) Conner, the Public Safety Commissioner who authorized the Birmingham police and firefighters to use hoses and dogs to turn back civil rights marchers in the 1960's.</w:t>
-        <w:br/>
-        <w:t>"Bull Conner would roll over in his grave if he saw me driving one of his fire trucks," she said. Sometimes, "I'd just look at it and laugh."</w:t>
-        <w:br/>
-        <w:t>Lieutenant Hatton knew Bull Conner only from the history books. "I never had the opportunity to discriminate," he said.</w:t>
-        <w:br/>
-        <w:t>As a young man he tried to find work in a mill, but the pipe fitters' union, which held the keys to that blue-collar castle, gave membership cards only to people with connections, usually family, he said.</w:t>
-        <w:br/>
-        <w:t>"The fire department didn't care who you knew," he said. "It's just plain working folks, people who maybe didn't have the money to go to college. Plain folks."</w:t>
-        <w:br/>
-        <w:t>It would seem, he said, that the blacks and whites would have a lot in common.</w:t>
+        <w:t>https://www.nytimes.com/2019/05/23/us/clotilda-slave-ship-alabama.html</w:t>
         <w:br/>
         <w:br/>
         <w:t>Graphic</w:t>
@@ -201,7 +116,11 @@
         <w:br/>
         <w:t xml:space="preserve"> </w:t>
         <w:br/>
-        <w:t>Photos: Capt. Charles A. Brush, the head of the white firefighters union in Birmingham, Ala.; Beverly Thedford and Lieut. Charles Gordon are supporters of affirmative action.; Ronnie Chambers, a retired firefighter who lost a chance for a promotion. (Photographs by Michael Schwarz for The New York Times) (pg. A10)</w:t>
+        <w:t>PHOTOS: Kyle Lent, a marine archaeologist, with a plank believed to be from the Clotilda, the last known slave ship, north of Mobile Bay, Ala. (PHOTOGRAPH BY DANIEL FIORE/SEARCH INC., VIA ASSOCIATED PRESS)</w:t>
+        <w:br/>
+        <w:t>Ben Raines, a writer and documentarian who played a leading role in finding the Clotilda.</w:t>
+        <w:br/>
+        <w:t xml:space="preserve"> Many who arrived on the Clotilda are buried at a cemetery in Africatown, near downtown Mobile. (PHOTOGRAPHS BY EMILY KASK FOR THE NEW YORK TIMES)</w:t>
       </w:r>
     </w:p>
     <w:sectPr>
